--- a/content/sop/docx/SOP-109 Delivery Receiving and Backroom Stocking.docx
+++ b/content/sop/docx/SOP-109 Delivery Receiving and Backroom Stocking.docx
@@ -23,7 +23,7 @@
         <w:pStyle w:val="DocumentMeta"/>
       </w:pPr>
       <w:r>
-        <w:t xml:space="preserve">Owner: Brightpath Convenience - Supply Chain</w:t>
+        <w:t xml:space="preserve">Owner: Circle K - Supply Chain</w:t>
       </w:r>
     </w:p>
     <w:p>
@@ -36,7 +36,7 @@
     </w:p>
     <w:p>
       <w:r>
-        <w:t xml:space="preserve">Receive deliveries at Brightpath Convenience Store 223 so that the store is charged only for what arrived, cold stock never sits warm, and the backroom stays walkable.</w:t>
+        <w:t xml:space="preserve">Receive deliveries at Circle K Store 223 so that the store is charged only for what arrived, cold stock never sits warm, and the backroom stays walkable.</w:t>
       </w:r>
     </w:p>
     <w:p>
